--- a/resources/templates/20预算执行对外报告.docx
+++ b/resources/templates/20预算执行对外报告.docx
@@ -4,198 +4,6 @@
   <w:body>
     <w:p>
       <w:pPr>
-        <w:pStyle w:val="11"/>
-        <w:keepNext w:val="0"/>
-        <w:keepLines w:val="0"/>
-        <w:pageBreakBefore w:val="0"/>
-        <w:widowControl w:val="0"/>
-        <w:tabs>
-          <w:tab w:val="left" w:pos="1575"/>
-        </w:tabs>
-        <w:kinsoku/>
-        <w:wordWrap/>
-        <w:overflowPunct/>
-        <w:topLinePunct w:val="0"/>
-        <w:autoSpaceDE/>
-        <w:autoSpaceDN/>
-        <w:bidi w:val="0"/>
-        <w:adjustRightInd w:val="0"/>
-        <w:snapToGrid/>
-        <w:spacing w:before="0" w:beforeLines="0" w:after="0" w:afterLines="0" w:line="600" w:lineRule="exact"/>
-        <w:ind w:right="0" w:rightChars="0" w:firstLine="120" w:firstLineChars="20"/>
-        <w:jc w:val="center"/>
-        <w:textAlignment w:val="baseline"/>
-        <w:outlineLvl w:val="0"/>
-        <w:rPr>
-          <w:rFonts w:hint="default" w:ascii="Times New Roman" w:hAnsi="Times New Roman" w:eastAsia="楷体" w:cs="Times New Roman"/>
-          <w:color w:val="FF0000"/>
-          <w:kern w:val="2"/>
-          <w:sz w:val="48"/>
-          <w:szCs w:val="48"/>
-          <w:highlight w:val="none"/>
-          <w:lang w:val="en-US" w:eastAsia="zh-CN" w:bidi="ar-SA"/>
-        </w:rPr>
-      </w:pPr>
-    </w:p>
-    <w:p>
-      <w:pPr>
-        <w:pStyle w:val="11"/>
-        <w:keepNext w:val="0"/>
-        <w:keepLines w:val="0"/>
-        <w:pageBreakBefore w:val="0"/>
-        <w:widowControl w:val="0"/>
-        <w:tabs>
-          <w:tab w:val="left" w:pos="1575"/>
-        </w:tabs>
-        <w:kinsoku/>
-        <w:wordWrap/>
-        <w:overflowPunct/>
-        <w:topLinePunct w:val="0"/>
-        <w:autoSpaceDE/>
-        <w:autoSpaceDN/>
-        <w:bidi w:val="0"/>
-        <w:adjustRightInd w:val="0"/>
-        <w:snapToGrid/>
-        <w:spacing w:before="0" w:beforeLines="0" w:after="0" w:afterLines="0" w:line="600" w:lineRule="exact"/>
-        <w:ind w:right="0" w:rightChars="0" w:firstLine="120" w:firstLineChars="20"/>
-        <w:jc w:val="center"/>
-        <w:textAlignment w:val="baseline"/>
-        <w:outlineLvl w:val="0"/>
-        <w:rPr>
-          <w:rFonts w:hint="default" w:ascii="Times New Roman" w:hAnsi="Times New Roman" w:eastAsia="楷体" w:cs="Times New Roman"/>
-          <w:color w:val="FF0000"/>
-          <w:kern w:val="2"/>
-          <w:sz w:val="48"/>
-          <w:szCs w:val="48"/>
-          <w:highlight w:val="none"/>
-          <w:lang w:val="en-US" w:eastAsia="zh-CN" w:bidi="ar-SA"/>
-        </w:rPr>
-      </w:pPr>
-    </w:p>
-    <w:p>
-      <w:pPr>
-        <w:pStyle w:val="11"/>
-        <w:keepNext w:val="0"/>
-        <w:keepLines w:val="0"/>
-        <w:pageBreakBefore w:val="0"/>
-        <w:widowControl w:val="0"/>
-        <w:tabs>
-          <w:tab w:val="left" w:pos="1575"/>
-        </w:tabs>
-        <w:kinsoku/>
-        <w:wordWrap/>
-        <w:overflowPunct/>
-        <w:topLinePunct w:val="0"/>
-        <w:autoSpaceDE/>
-        <w:autoSpaceDN/>
-        <w:bidi w:val="0"/>
-        <w:adjustRightInd w:val="0"/>
-        <w:snapToGrid/>
-        <w:spacing w:before="0" w:beforeLines="0" w:after="0" w:afterLines="0" w:line="600" w:lineRule="exact"/>
-        <w:ind w:right="0" w:rightChars="0" w:firstLine="120" w:firstLineChars="20"/>
-        <w:jc w:val="center"/>
-        <w:textAlignment w:val="baseline"/>
-        <w:outlineLvl w:val="0"/>
-        <w:rPr>
-          <w:rFonts w:hint="default" w:ascii="Times New Roman" w:hAnsi="Times New Roman" w:eastAsia="长城小标宋体" w:cs="Times New Roman"/>
-          <w:b/>
-          <w:color w:val="FF0000"/>
-          <w:spacing w:val="60"/>
-          <w:kern w:val="0"/>
-          <w:sz w:val="48"/>
-          <w:szCs w:val="48"/>
-          <w:lang w:val="en-US" w:eastAsia="zh-CN" w:bidi="ar-SA"/>
-        </w:rPr>
-      </w:pPr>
-      <w:r>
-        <w:rPr>
-          <w:rFonts w:hint="default" w:ascii="Times New Roman" w:hAnsi="Times New Roman" w:eastAsia="楷体" w:cs="Times New Roman"/>
-          <w:color w:val="FF0000"/>
-          <w:kern w:val="2"/>
-          <w:sz w:val="48"/>
-          <w:szCs w:val="48"/>
-          <w:highlight w:val="none"/>
-          <w:lang w:val="en-US" w:eastAsia="zh-CN" w:bidi="ar-SA"/>
-        </w:rPr>
-        <w:t>****</w:t>
-      </w:r>
-      <w:r>
-        <w:rPr>
-          <w:rFonts w:hint="default" w:ascii="Times New Roman" w:hAnsi="Times New Roman" w:eastAsia="长城小标宋体" w:cs="Times New Roman"/>
-          <w:b/>
-          <w:i/>
-          <w:iCs/>
-          <w:color w:val="FF0000"/>
-          <w:kern w:val="0"/>
-          <w:sz w:val="48"/>
-          <w:szCs w:val="48"/>
-        </w:rPr>
-        <w:t>（审计机关全称）</w:t>
-      </w:r>
-    </w:p>
-    <w:p>
-      <w:pPr>
-        <w:pStyle w:val="11"/>
-        <w:spacing w:before="0" w:beforeLines="0" w:after="0" w:afterLines="0" w:line="400" w:lineRule="exact"/>
-        <w:jc w:val="both"/>
-        <w:outlineLvl w:val="0"/>
-        <w:rPr>
-          <w:rFonts w:hint="default" w:ascii="Times New Roman" w:hAnsi="Times New Roman" w:eastAsia="宋体" w:cs="Times New Roman"/>
-          <w:color w:val="FF0000"/>
-          <w:spacing w:val="-20"/>
-          <w:kern w:val="0"/>
-          <w:sz w:val="32"/>
-          <w:lang w:val="en-US" w:eastAsia="zh-CN" w:bidi="ar-SA"/>
-        </w:rPr>
-      </w:pPr>
-    </w:p>
-    <w:p>
-      <w:pPr>
-        <w:pStyle w:val="12"/>
-        <w:tabs>
-          <w:tab w:val="left" w:pos="2205"/>
-          <w:tab w:val="left" w:pos="7245"/>
-        </w:tabs>
-        <w:spacing w:before="0" w:beforeLines="0" w:after="0" w:afterLines="0" w:line="240" w:lineRule="auto"/>
-        <w:ind w:left="-113"/>
-        <w:jc w:val="center"/>
-        <w:rPr>
-          <w:rFonts w:hint="default" w:ascii="Times New Roman" w:hAnsi="Times New Roman" w:eastAsia="长城小标宋体" w:cs="Times New Roman"/>
-          <w:b/>
-          <w:color w:val="FF0000"/>
-          <w:spacing w:val="200"/>
-          <w:kern w:val="0"/>
-          <w:sz w:val="84"/>
-          <w:lang w:val="en-US" w:eastAsia="zh-CN" w:bidi="ar-SA"/>
-        </w:rPr>
-      </w:pPr>
-      <w:r>
-        <w:rPr>
-          <w:rFonts w:hint="default" w:ascii="Times New Roman" w:hAnsi="Times New Roman" w:eastAsia="长城小标宋体" w:cs="Times New Roman"/>
-          <w:b/>
-          <w:color w:val="FF0000"/>
-          <w:spacing w:val="200"/>
-          <w:kern w:val="0"/>
-          <w:sz w:val="84"/>
-          <w:lang w:val="en-US" w:eastAsia="zh-CN" w:bidi="ar-SA"/>
-        </w:rPr>
-        <w:t>审计报</w:t>
-      </w:r>
-      <w:r>
-        <w:rPr>
-          <w:rFonts w:hint="default" w:ascii="Times New Roman" w:hAnsi="Times New Roman" w:eastAsia="长城小标宋体" w:cs="Times New Roman"/>
-          <w:b/>
-          <w:color w:val="FF0000"/>
-          <w:spacing w:val="0"/>
-          <w:kern w:val="0"/>
-          <w:sz w:val="84"/>
-          <w:lang w:val="en-US" w:eastAsia="zh-CN" w:bidi="ar-SA"/>
-        </w:rPr>
-        <w:t>告</w:t>
-      </w:r>
-    </w:p>
-    <w:p>
-      <w:pPr>
         <w:keepNext w:val="0"/>
         <w:keepLines w:val="0"/>
         <w:pageBreakBefore w:val="0"/>
@@ -211,7 +19,7 @@
         <w:snapToGrid w:val="0"/>
         <w:spacing w:before="0" w:after="0" w:line="579" w:lineRule="exact"/>
         <w:ind w:left="0" w:leftChars="0" w:right="0" w:rightChars="0" w:firstLine="0" w:firstLineChars="0"/>
-        <w:jc w:val="left"/>
+        <w:jc w:val="both"/>
         <w:textAlignment w:val="auto"/>
         <w:outlineLvl w:val="9"/>
         <w:rPr>
@@ -224,68 +32,8 @@
           <w:lang w:val="en-US" w:eastAsia="zh-CN" w:bidi="ar-SA"/>
         </w:rPr>
       </w:pPr>
-    </w:p>
-    <w:p>
-      <w:pPr>
-        <w:keepNext w:val="0"/>
-        <w:keepLines w:val="0"/>
-        <w:pageBreakBefore w:val="0"/>
-        <w:widowControl/>
-        <w:kinsoku/>
-        <w:wordWrap/>
-        <w:overflowPunct/>
-        <w:topLinePunct w:val="0"/>
-        <w:autoSpaceDE/>
-        <w:autoSpaceDN/>
-        <w:bidi w:val="0"/>
-        <w:adjustRightInd w:val="0"/>
-        <w:snapToGrid w:val="0"/>
-        <w:spacing w:before="0" w:after="0" w:line="579" w:lineRule="exact"/>
-        <w:ind w:left="0" w:leftChars="0" w:right="0" w:rightChars="0" w:firstLine="0" w:firstLineChars="0"/>
-        <w:jc w:val="center"/>
-        <w:textAlignment w:val="auto"/>
-        <w:outlineLvl w:val="9"/>
-        <w:rPr>
-          <w:rFonts w:hint="default" w:ascii="Times New Roman" w:hAnsi="Times New Roman" w:eastAsia="楷体_GB2312" w:cs="Times New Roman"/>
-          <w:color w:val="auto"/>
-          <w:kern w:val="2"/>
-          <w:sz w:val="32"/>
-          <w:szCs w:val="32"/>
-          <w:highlight w:val="none"/>
-          <w:lang w:val="en-US" w:eastAsia="zh-CN" w:bidi="ar-SA"/>
-        </w:rPr>
-      </w:pPr>
-    </w:p>
-    <w:p>
-      <w:pPr>
-        <w:keepNext w:val="0"/>
-        <w:keepLines w:val="0"/>
-        <w:pageBreakBefore w:val="0"/>
-        <w:widowControl/>
-        <w:kinsoku/>
-        <w:wordWrap/>
-        <w:overflowPunct/>
-        <w:topLinePunct w:val="0"/>
-        <w:autoSpaceDE/>
-        <w:autoSpaceDN/>
-        <w:bidi w:val="0"/>
-        <w:adjustRightInd w:val="0"/>
-        <w:snapToGrid w:val="0"/>
-        <w:spacing w:before="0" w:after="0" w:line="579" w:lineRule="exact"/>
-        <w:ind w:left="0" w:leftChars="0" w:right="0" w:rightChars="0" w:firstLine="0" w:firstLineChars="0"/>
-        <w:jc w:val="center"/>
-        <w:textAlignment w:val="auto"/>
-        <w:outlineLvl w:val="9"/>
-        <w:rPr>
-          <w:rFonts w:hint="default" w:ascii="Times New Roman" w:hAnsi="Times New Roman" w:eastAsia="楷体_GB2312" w:cs="Times New Roman"/>
-          <w:color w:val="auto"/>
-          <w:kern w:val="2"/>
-          <w:sz w:val="32"/>
-          <w:szCs w:val="32"/>
-          <w:highlight w:val="none"/>
-          <w:lang w:val="en-US" w:eastAsia="zh-CN" w:bidi="ar-SA"/>
-        </w:rPr>
-      </w:pPr>
+      <w:bookmarkStart w:id="0" w:name="_GoBack"/>
+      <w:bookmarkEnd w:id="0"/>
     </w:p>
     <w:p>
       <w:pPr>
@@ -4987,10 +4735,7 @@
         <w:t xml:space="preserve">                                **年**月**日</w:t>
       </w:r>
     </w:p>
-    <w:p>
-      <w:bookmarkStart w:id="0" w:name="_GoBack"/>
-      <w:bookmarkEnd w:id="0"/>
-    </w:p>
+    <w:p/>
     <w:sectPr>
       <w:footerReference r:id="rId4" w:type="default"/>
       <w:pgSz w:w="11906" w:h="16838"/>
@@ -6142,7 +5887,6 @@
 <s:customData xmlns="http://www.wps.cn/officeDocument/2013/wpsCustomData" xmlns:s="http://www.wps.cn/officeDocument/2013/wpsCustomData">
   <customSectProps>
     <customSectPr/>
-    <customSectPr/>
   </customSectProps>
   <customShpExts>
     <customShpInfo spid="_x0000_s1026" textRotate="1"/>

--- a/resources/templates/20预算执行对外报告.docx
+++ b/resources/templates/20预算执行对外报告.docx
@@ -345,6 +345,9 @@
         </w:rPr>
         <w:t>：</w:t>
       </w:r>
+      <w:r>
+        <w:t>{auditedUnit}</w:t>
+      </w:r>
     </w:p>
     <w:p>
       <w:pPr>
@@ -398,6 +401,9 @@
           <w:sz w:val="36"/>
         </w:rPr>
         <w:t>：</w:t>
+      </w:r>
+      <w:r>
+        <w:t>{projectName}</w:t>
       </w:r>
     </w:p>
     <w:p>
